--- a/Лабораторна робота 1.docx
+++ b/Лабораторна робота 1.docx
@@ -2,6 +2,49 @@
 <file path=word/document.xml><?xml version="1.0" encoding="utf-8"?>
 <w:document xmlns:wpc="http://schemas.microsoft.com/office/word/2010/wordprocessingCanvas" xmlns:cx="http://schemas.microsoft.com/office/drawing/2014/chartex" xmlns:cx1="http://schemas.microsoft.com/office/drawing/2015/9/8/chartex" xmlns:cx2="http://schemas.microsoft.com/office/drawing/2015/10/21/chartex" xmlns:cx3="http://schemas.microsoft.com/office/drawing/2016/5/9/chartex" xmlns:cx4="http://schemas.microsoft.com/office/drawing/2016/5/10/chartex" xmlns:cx5="http://schemas.microsoft.com/office/drawing/2016/5/11/chartex" xmlns:cx6="http://schemas.microsoft.com/office/drawing/2016/5/12/chartex" xmlns:cx7="http://schemas.microsoft.com/office/drawing/2016/5/13/chartex" xmlns:cx8="http://schemas.microsoft.com/office/drawing/2016/5/14/chartex" xmlns:mc="http://schemas.openxmlformats.org/markup-compatibility/2006" xmlns:aink="http://schemas.microsoft.com/office/drawing/2016/ink" xmlns:am3d="http://schemas.microsoft.com/office/drawing/2017/model3d" xmlns:o="urn:schemas-microsoft-com:office:office" xmlns:oel="http://schemas.microsoft.com/office/2019/extlst" xmlns:r="http://schemas.openxmlformats.org/officeDocument/2006/relationships" xmlns:m="http://schemas.openxmlformats.org/officeDocument/2006/math" xmlns:v="urn:schemas-microsoft-com:vml" xmlns:wp14="http://schemas.microsoft.com/office/word/2010/wordprocessingDrawing" xmlns:wp="http://schemas.openxmlformats.org/drawingml/2006/wordprocessingDrawing" xmlns:w10="urn:schemas-microsoft-com:office:word" xmlns:w="http://schemas.openxmlformats.org/wordprocessingml/2006/main" xmlns:w14="http://schemas.microsoft.com/office/word/2010/wordml" xmlns:w15="http://schemas.microsoft.com/office/word/2012/wordml" xmlns:w16cex="http://schemas.microsoft.com/office/word/2018/wordml/cex" xmlns:w16cid="http://schemas.microsoft.com/office/word/2016/wordml/cid" xmlns:w16="http://schemas.microsoft.com/office/word/2018/wordml" xmlns:w16du="http://schemas.microsoft.com/office/word/2023/wordml/word16du" xmlns:w16sdtdh="http://schemas.microsoft.com/office/word/2020/wordml/sdtdatahash" xmlns:w16sdtfl="http://schemas.microsoft.com/office/word/2024/wordml/sdtformatlock" xmlns:w16se="http://schemas.microsoft.com/office/word/2015/wordml/symex" xmlns:wpg="http://schemas.microsoft.com/office/word/2010/wordprocessingGroup" xmlns:wpi="http://schemas.microsoft.com/office/word/2010/wordprocessingInk" xmlns:wne="http://schemas.microsoft.com/office/word/2006/wordml" xmlns:wps="http://schemas.microsoft.com/office/word/2010/wordprocessingShape" mc:Ignorable="w14 w15 w16se w16cid w16 w16cex w16sdtdh w16sdtfl w16du wp14">
   <w:body>
+    <w:p>
+      <w:pPr>
+        <w:spacing w:after="0" w:line="240" w:lineRule="auto"/>
+        <w:jc w:val="center"/>
+        <w:rPr>
+          <w:rFonts w:ascii="Times New Roman" w:hAnsi="Times New Roman" w:cs="Times New Roman"/>
+          <w:sz w:val="28"/>
+          <w:szCs w:val="28"/>
+          <w:lang w:val="uk-UA"/>
+        </w:rPr>
+      </w:pPr>
+      <w:r>
+        <w:rPr>
+          <w:rFonts w:ascii="Times New Roman" w:hAnsi="Times New Roman" w:cs="Times New Roman"/>
+          <w:sz w:val="28"/>
+          <w:szCs w:val="28"/>
+          <w:lang w:val="uk-UA"/>
+        </w:rPr>
+        <w:t>Звіт Дашковського М. О. з групи</w:t>
+      </w:r>
+      <w:r>
+        <w:rPr>
+          <w:rFonts w:ascii="Times New Roman" w:hAnsi="Times New Roman" w:cs="Times New Roman"/>
+          <w:sz w:val="28"/>
+          <w:szCs w:val="28"/>
+          <w:lang w:val="uk-UA"/>
+        </w:rPr>
+        <w:t xml:space="preserve"> МІТ-31</w:t>
+      </w:r>
+    </w:p>
+    <w:p>
+      <w:pPr>
+        <w:spacing w:after="0" w:line="240" w:lineRule="auto"/>
+        <w:jc w:val="center"/>
+        <w:rPr>
+          <w:rFonts w:ascii="Times New Roman" w:hAnsi="Times New Roman" w:cs="Times New Roman"/>
+          <w:b/>
+          <w:bCs/>
+          <w:sz w:val="28"/>
+          <w:szCs w:val="28"/>
+        </w:rPr>
+      </w:pPr>
+    </w:p>
     <w:p>
       <w:pPr>
         <w:spacing w:after="0" w:line="240" w:lineRule="auto"/>
@@ -419,8 +462,8 @@
       </w:pPr>
       <w:r>
         <w:drawing>
-          <wp:inline distT="0" distB="0" distL="0" distR="0" wp14:anchorId="71E4931E" wp14:editId="784A5E43">
-            <wp:extent cx="4429125" cy="3115301"/>
+          <wp:inline distT="0" distB="0" distL="0" distR="0" wp14:anchorId="71E4931E" wp14:editId="5A9B4D9D">
+            <wp:extent cx="4170938" cy="2933700"/>
             <wp:effectExtent l="0" t="0" r="0" b="0"/>
             <wp:docPr id="52752471" name="Рисунок 1" descr="Зображення, що містить текст, знімок екрана, програмне забезпечення, Мультимедійне програмне забезпечення&#10;&#10;Автоматично згенерований опис"/>
             <wp:cNvGraphicFramePr>
@@ -442,7 +485,7 @@
                   <pic:spPr>
                     <a:xfrm>
                       <a:off x="0" y="0"/>
-                      <a:ext cx="4431938" cy="3117279"/>
+                      <a:ext cx="4176941" cy="2937923"/>
                     </a:xfrm>
                     <a:prstGeom prst="rect">
                       <a:avLst/>
@@ -516,7 +559,6 @@
         </w:rPr>
       </w:pPr>
       <w:r>
-        <w:lastRenderedPageBreak/>
         <w:drawing>
           <wp:inline distT="0" distB="0" distL="0" distR="0" wp14:anchorId="7C59F9DE" wp14:editId="2F455603">
             <wp:extent cx="4434426" cy="3133725"/>
@@ -804,8 +846,8 @@
       </w:pPr>
       <w:r>
         <w:drawing>
-          <wp:inline distT="0" distB="0" distL="0" distR="0" wp14:anchorId="41564BC1" wp14:editId="2A16D472">
-            <wp:extent cx="4010025" cy="1938786"/>
+          <wp:inline distT="0" distB="0" distL="0" distR="0" wp14:anchorId="41564BC1" wp14:editId="2B12209C">
+            <wp:extent cx="3543300" cy="1713131"/>
             <wp:effectExtent l="0" t="0" r="0" b="0"/>
             <wp:docPr id="137412201" name="Рисунок 1" descr="Зображення, що містить текст, знімок екрана, програмне забезпечення, Мультимедійне програмне забезпечення&#10;&#10;Автоматично згенерований опис"/>
             <wp:cNvGraphicFramePr>
@@ -827,7 +869,7 @@
                   <pic:spPr>
                     <a:xfrm>
                       <a:off x="0" y="0"/>
-                      <a:ext cx="4020347" cy="1943776"/>
+                      <a:ext cx="3561902" cy="1722125"/>
                     </a:xfrm>
                     <a:prstGeom prst="rect">
                       <a:avLst/>
